--- a/Knowledge/3-Work knowledge/1-Software Engineering/1-Software Engineering Fundamentals/5-My Source/4-Networks Devices/7-Types of Gateways/4-NAT Gateway.docx
+++ b/Knowledge/3-Work knowledge/1-Software Engineering/1-Software Engineering Fundamentals/5-My Source/4-Networks Devices/7-Types of Gateways/4-NAT Gateway.docx
@@ -4,72 +4,39 @@
   <w:body>
     <w:p>
       <w:pPr>
-        <w:keepNext/>
-        <w:keepLines/>
-        <w:spacing w:before="360" w:after="80" w:line="276" w:lineRule="auto"/>
-        <w:outlineLvl w:val="0"/>
-        <w:rPr>
-          <w:rFonts w:asciiTheme="majorHAnsi" w:eastAsiaTheme="majorEastAsia" w:hAnsiTheme="majorHAnsi" w:cstheme="majorBidi"/>
-          <w:color w:val="2F5496" w:themeColor="accent1" w:themeShade="BF"/>
-          <w:kern w:val="0"/>
-          <w:sz w:val="40"/>
-          <w:szCs w:val="40"/>
-          <w:lang w:val="en"/>
-          <w14:ligatures w14:val="none"/>
+        <w:pStyle w:val="Heading1"/>
+        <w:rPr>
+          <w:lang w:val="en"/>
         </w:rPr>
       </w:pPr>
       <w:bookmarkStart w:id="0" w:name="_20j9svl5d7s4" w:colFirst="0" w:colLast="0"/>
       <w:bookmarkEnd w:id="0"/>
       <w:r>
         <w:rPr>
-          <w:rFonts w:asciiTheme="majorHAnsi" w:eastAsiaTheme="majorEastAsia" w:hAnsiTheme="majorHAnsi" w:cstheme="majorBidi"/>
-          <w:color w:val="2F5496" w:themeColor="accent1" w:themeShade="BF"/>
-          <w:kern w:val="0"/>
-          <w:sz w:val="40"/>
-          <w:szCs w:val="40"/>
-          <w:lang w:val="en"/>
-          <w14:ligatures w14:val="none"/>
+          <w:lang w:val="en"/>
         </w:rPr>
         <w:t>NAT Gateway</w:t>
       </w:r>
     </w:p>
     <w:p>
       <w:pPr>
-        <w:spacing w:before="280" w:after="80" w:line="276" w:lineRule="auto"/>
-        <w:outlineLvl w:val="1"/>
-        <w:rPr>
-          <w:rFonts w:asciiTheme="majorHAnsi" w:eastAsiaTheme="majorEastAsia" w:hAnsiTheme="majorHAnsi" w:cstheme="majorBidi"/>
-          <w:color w:val="2F5496" w:themeColor="accent1" w:themeShade="BF"/>
-          <w:kern w:val="0"/>
-          <w:sz w:val="32"/>
-          <w:szCs w:val="32"/>
-          <w:lang w:val="en"/>
-          <w14:ligatures w14:val="none"/>
+        <w:pStyle w:val="Heading2"/>
+        <w:rPr>
+          <w:lang w:val="en"/>
         </w:rPr>
       </w:pPr>
       <w:bookmarkStart w:id="1" w:name="_khaofdipy61i" w:colFirst="0" w:colLast="0"/>
       <w:bookmarkEnd w:id="1"/>
       <w:r>
         <w:rPr>
-          <w:rFonts w:ascii="Segoe UI Emoji" w:eastAsiaTheme="majorEastAsia" w:hAnsi="Segoe UI Emoji" w:cs="Segoe UI Emoji"/>
-          <w:color w:val="2F5496" w:themeColor="accent1" w:themeShade="BF"/>
-          <w:kern w:val="0"/>
-          <w:sz w:val="32"/>
-          <w:szCs w:val="32"/>
-          <w:lang w:val="en"/>
-          <w14:ligatures w14:val="none"/>
+          <w:rFonts w:ascii="Segoe UI Emoji" w:hAnsi="Segoe UI Emoji" w:cs="Segoe UI Emoji"/>
+          <w:lang w:val="en"/>
         </w:rPr>
         <w:t>🌐</w:t>
       </w:r>
       <w:r>
         <w:rPr>
-          <w:rFonts w:asciiTheme="majorHAnsi" w:eastAsiaTheme="majorEastAsia" w:hAnsiTheme="majorHAnsi" w:cstheme="majorBidi"/>
-          <w:color w:val="2F5496" w:themeColor="accent1" w:themeShade="BF"/>
-          <w:kern w:val="0"/>
-          <w:sz w:val="32"/>
-          <w:szCs w:val="32"/>
-          <w:lang w:val="en"/>
-          <w14:ligatures w14:val="none"/>
+          <w:lang w:val="en"/>
         </w:rPr>
         <w:t xml:space="preserve"> What is a NAT Gateway?</w:t>
       </w:r>
@@ -111,6 +78,7 @@
         </w:rPr>
         <w:t xml:space="preserve">: </w:t>
       </w:r>
+      <w:proofErr w:type="spellStart"/>
       <w:r>
         <w:rPr>
           <w:rFonts w:ascii="Arial" w:eastAsia="Arial" w:hAnsi="Arial" w:cs="Arial"/>
@@ -122,7 +90,21 @@
           <w:lang w:val="en"/>
           <w14:ligatures w14:val="none"/>
         </w:rPr>
-        <w:t>Chatgpt (GPT</w:t>
+        <w:t>Chatgpt</w:t>
+      </w:r>
+      <w:proofErr w:type="spellEnd"/>
+      <w:r>
+        <w:rPr>
+          <w:rFonts w:ascii="Arial" w:eastAsia="Arial" w:hAnsi="Arial" w:cs="Arial"/>
+          <w:b/>
+          <w:kern w:val="0"/>
+          <w:sz w:val="22"/>
+          <w:szCs w:val="22"/>
+          <w:highlight w:val="darkGray"/>
+          <w:lang w:val="en"/>
+          <w14:ligatures w14:val="none"/>
+        </w:rPr>
+        <w:t xml:space="preserve"> (GPT</w:t>
       </w:r>
       <w:r>
         <w:rPr>
@@ -411,41 +393,23 @@
     </w:p>
     <w:p>
       <w:pPr>
-        <w:spacing w:before="280" w:after="80" w:line="276" w:lineRule="auto"/>
-        <w:outlineLvl w:val="1"/>
-        <w:rPr>
-          <w:rFonts w:asciiTheme="majorHAnsi" w:eastAsiaTheme="majorEastAsia" w:hAnsiTheme="majorHAnsi" w:cstheme="majorBidi"/>
-          <w:color w:val="2F5496" w:themeColor="accent1" w:themeShade="BF"/>
-          <w:kern w:val="0"/>
-          <w:sz w:val="32"/>
-          <w:szCs w:val="32"/>
-          <w:lang w:val="en"/>
-          <w14:ligatures w14:val="none"/>
+        <w:pStyle w:val="Heading2"/>
+        <w:rPr>
+          <w:lang w:val="en"/>
         </w:rPr>
       </w:pPr>
       <w:bookmarkStart w:id="2" w:name="_dup83g211fsl" w:colFirst="0" w:colLast="0"/>
       <w:bookmarkEnd w:id="2"/>
       <w:r>
         <w:rPr>
-          <w:rFonts w:ascii="Segoe UI Emoji" w:eastAsiaTheme="majorEastAsia" w:hAnsi="Segoe UI Emoji" w:cs="Segoe UI Emoji"/>
-          <w:color w:val="2F5496" w:themeColor="accent1" w:themeShade="BF"/>
-          <w:kern w:val="0"/>
-          <w:sz w:val="32"/>
-          <w:szCs w:val="32"/>
-          <w:lang w:val="en"/>
-          <w14:ligatures w14:val="none"/>
+          <w:rFonts w:ascii="Segoe UI Emoji" w:hAnsi="Segoe UI Emoji" w:cs="Segoe UI Emoji"/>
+          <w:lang w:val="en"/>
         </w:rPr>
         <w:t>🔧</w:t>
       </w:r>
       <w:r>
         <w:rPr>
-          <w:rFonts w:asciiTheme="majorHAnsi" w:eastAsiaTheme="majorEastAsia" w:hAnsiTheme="majorHAnsi" w:cstheme="majorBidi"/>
-          <w:color w:val="2F5496" w:themeColor="accent1" w:themeShade="BF"/>
-          <w:kern w:val="0"/>
-          <w:sz w:val="32"/>
-          <w:szCs w:val="32"/>
-          <w:lang w:val="en"/>
-          <w14:ligatures w14:val="none"/>
+          <w:lang w:val="en"/>
         </w:rPr>
         <w:t xml:space="preserve"> What It Does</w:t>
       </w:r>
@@ -490,6 +454,7 @@
         </w:rPr>
         <w:t xml:space="preserve">: </w:t>
       </w:r>
+      <w:proofErr w:type="spellStart"/>
       <w:r>
         <w:rPr>
           <w:rFonts w:ascii="Arial" w:eastAsia="Arial" w:hAnsi="Arial" w:cs="Arial"/>
@@ -501,7 +466,21 @@
           <w:lang w:val="en"/>
           <w14:ligatures w14:val="none"/>
         </w:rPr>
-        <w:t>Chatgpt (GPT</w:t>
+        <w:t>Chatgpt</w:t>
+      </w:r>
+      <w:proofErr w:type="spellEnd"/>
+      <w:r>
+        <w:rPr>
+          <w:rFonts w:ascii="Arial" w:eastAsia="Arial" w:hAnsi="Arial" w:cs="Arial"/>
+          <w:b/>
+          <w:kern w:val="0"/>
+          <w:sz w:val="22"/>
+          <w:szCs w:val="22"/>
+          <w:highlight w:val="darkGray"/>
+          <w:lang w:val="en"/>
+          <w14:ligatures w14:val="none"/>
+        </w:rPr>
+        <w:t xml:space="preserve"> (GPT</w:t>
       </w:r>
       <w:r>
         <w:rPr>
@@ -913,41 +892,24 @@
     </w:p>
     <w:p>
       <w:pPr>
-        <w:spacing w:before="280" w:after="80" w:line="276" w:lineRule="auto"/>
-        <w:outlineLvl w:val="1"/>
-        <w:rPr>
-          <w:rFonts w:asciiTheme="majorHAnsi" w:eastAsiaTheme="majorEastAsia" w:hAnsiTheme="majorHAnsi" w:cstheme="majorBidi"/>
-          <w:color w:val="2F5496" w:themeColor="accent1" w:themeShade="BF"/>
-          <w:kern w:val="0"/>
-          <w:sz w:val="32"/>
-          <w:szCs w:val="32"/>
-          <w:lang w:val="en"/>
-          <w14:ligatures w14:val="none"/>
+        <w:pStyle w:val="Heading2"/>
+        <w:rPr>
+          <w:lang w:val="en"/>
         </w:rPr>
       </w:pPr>
       <w:bookmarkStart w:id="3" w:name="_wnlg3wh1jm12" w:colFirst="0" w:colLast="0"/>
       <w:bookmarkEnd w:id="3"/>
       <w:r>
         <w:rPr>
-          <w:rFonts w:ascii="Segoe UI Emoji" w:eastAsiaTheme="majorEastAsia" w:hAnsi="Segoe UI Emoji" w:cs="Segoe UI Emoji"/>
-          <w:color w:val="2F5496" w:themeColor="accent1" w:themeShade="BF"/>
-          <w:kern w:val="0"/>
-          <w:sz w:val="32"/>
-          <w:szCs w:val="32"/>
-          <w:lang w:val="en"/>
-          <w14:ligatures w14:val="none"/>
-        </w:rPr>
+          <w:rFonts w:ascii="Segoe UI Emoji" w:hAnsi="Segoe UI Emoji" w:cs="Segoe UI Emoji"/>
+          <w:lang w:val="en"/>
+        </w:rPr>
+        <w:lastRenderedPageBreak/>
         <w:t>🏠</w:t>
       </w:r>
       <w:r>
         <w:rPr>
-          <w:rFonts w:asciiTheme="majorHAnsi" w:eastAsiaTheme="majorEastAsia" w:hAnsiTheme="majorHAnsi" w:cstheme="majorBidi"/>
-          <w:color w:val="2F5496" w:themeColor="accent1" w:themeShade="BF"/>
-          <w:kern w:val="0"/>
-          <w:sz w:val="32"/>
-          <w:szCs w:val="32"/>
-          <w:lang w:val="en"/>
-          <w14:ligatures w14:val="none"/>
+          <w:lang w:val="en"/>
         </w:rPr>
         <w:t xml:space="preserve"> Simple Home Example</w:t>
       </w:r>
@@ -992,6 +954,7 @@
         </w:rPr>
         <w:t xml:space="preserve">: </w:t>
       </w:r>
+      <w:proofErr w:type="spellStart"/>
       <w:r>
         <w:rPr>
           <w:rFonts w:ascii="Arial" w:eastAsia="Arial" w:hAnsi="Arial" w:cs="Arial"/>
@@ -1003,7 +966,21 @@
           <w:lang w:val="en"/>
           <w14:ligatures w14:val="none"/>
         </w:rPr>
-        <w:t>Chatgpt (GPT</w:t>
+        <w:t>Chatgpt</w:t>
+      </w:r>
+      <w:proofErr w:type="spellEnd"/>
+      <w:r>
+        <w:rPr>
+          <w:rFonts w:ascii="Arial" w:eastAsia="Arial" w:hAnsi="Arial" w:cs="Arial"/>
+          <w:b/>
+          <w:kern w:val="0"/>
+          <w:sz w:val="22"/>
+          <w:szCs w:val="22"/>
+          <w:highlight w:val="darkGray"/>
+          <w:lang w:val="en"/>
+          <w14:ligatures w14:val="none"/>
+        </w:rPr>
+        <w:t xml:space="preserve"> (GPT</w:t>
       </w:r>
       <w:r>
         <w:rPr>
@@ -1443,41 +1420,23 @@
     </w:p>
     <w:p>
       <w:pPr>
-        <w:spacing w:before="280" w:after="80" w:line="276" w:lineRule="auto"/>
-        <w:outlineLvl w:val="1"/>
-        <w:rPr>
-          <w:rFonts w:asciiTheme="majorHAnsi" w:eastAsiaTheme="majorEastAsia" w:hAnsiTheme="majorHAnsi" w:cstheme="majorBidi"/>
-          <w:color w:val="2F5496" w:themeColor="accent1" w:themeShade="BF"/>
-          <w:kern w:val="0"/>
-          <w:sz w:val="32"/>
-          <w:szCs w:val="32"/>
-          <w:lang w:val="en"/>
-          <w14:ligatures w14:val="none"/>
+        <w:pStyle w:val="Heading2"/>
+        <w:rPr>
+          <w:lang w:val="en"/>
         </w:rPr>
       </w:pPr>
       <w:bookmarkStart w:id="4" w:name="_wnowehdy4maf" w:colFirst="0" w:colLast="0"/>
       <w:bookmarkEnd w:id="4"/>
       <w:r>
         <w:rPr>
-          <w:rFonts w:ascii="Segoe UI Emoji" w:eastAsiaTheme="majorEastAsia" w:hAnsi="Segoe UI Emoji" w:cs="Segoe UI Emoji"/>
-          <w:color w:val="2F5496" w:themeColor="accent1" w:themeShade="BF"/>
-          <w:kern w:val="0"/>
-          <w:sz w:val="32"/>
-          <w:szCs w:val="32"/>
-          <w:lang w:val="en"/>
-          <w14:ligatures w14:val="none"/>
+          <w:rFonts w:ascii="Segoe UI Emoji" w:hAnsi="Segoe UI Emoji" w:cs="Segoe UI Emoji"/>
+          <w:lang w:val="en"/>
         </w:rPr>
         <w:t>☁️</w:t>
       </w:r>
       <w:r>
         <w:rPr>
-          <w:rFonts w:asciiTheme="majorHAnsi" w:eastAsiaTheme="majorEastAsia" w:hAnsiTheme="majorHAnsi" w:cstheme="majorBidi"/>
-          <w:color w:val="2F5496" w:themeColor="accent1" w:themeShade="BF"/>
-          <w:kern w:val="0"/>
-          <w:sz w:val="32"/>
-          <w:szCs w:val="32"/>
-          <w:lang w:val="en"/>
-          <w14:ligatures w14:val="none"/>
+          <w:lang w:val="en"/>
         </w:rPr>
         <w:t xml:space="preserve"> Example in AWS (Cloud)</w:t>
       </w:r>
@@ -1519,6 +1478,7 @@
         </w:rPr>
         <w:t xml:space="preserve">: </w:t>
       </w:r>
+      <w:proofErr w:type="spellStart"/>
       <w:r>
         <w:rPr>
           <w:rFonts w:ascii="Arial" w:eastAsia="Arial" w:hAnsi="Arial" w:cs="Arial"/>
@@ -1530,7 +1490,21 @@
           <w:lang w:val="en"/>
           <w14:ligatures w14:val="none"/>
         </w:rPr>
-        <w:t>Chatgpt (GPT</w:t>
+        <w:t>Chatgpt</w:t>
+      </w:r>
+      <w:proofErr w:type="spellEnd"/>
+      <w:r>
+        <w:rPr>
+          <w:rFonts w:ascii="Arial" w:eastAsia="Arial" w:hAnsi="Arial" w:cs="Arial"/>
+          <w:b/>
+          <w:kern w:val="0"/>
+          <w:sz w:val="22"/>
+          <w:szCs w:val="22"/>
+          <w:highlight w:val="darkGray"/>
+          <w:lang w:val="en"/>
+          <w14:ligatures w14:val="none"/>
+        </w:rPr>
+        <w:t xml:space="preserve"> (GPT</w:t>
       </w:r>
       <w:r>
         <w:rPr>
@@ -1776,41 +1750,24 @@
     </w:p>
     <w:p>
       <w:pPr>
-        <w:spacing w:before="280" w:after="80" w:line="276" w:lineRule="auto"/>
-        <w:outlineLvl w:val="1"/>
-        <w:rPr>
-          <w:rFonts w:asciiTheme="majorHAnsi" w:eastAsiaTheme="majorEastAsia" w:hAnsiTheme="majorHAnsi" w:cstheme="majorBidi"/>
-          <w:color w:val="2F5496" w:themeColor="accent1" w:themeShade="BF"/>
-          <w:kern w:val="0"/>
-          <w:sz w:val="32"/>
-          <w:szCs w:val="32"/>
-          <w:lang w:val="en"/>
-          <w14:ligatures w14:val="none"/>
+        <w:pStyle w:val="Heading2"/>
+        <w:rPr>
+          <w:lang w:val="en"/>
         </w:rPr>
       </w:pPr>
       <w:bookmarkStart w:id="5" w:name="_sue52y4yq45n" w:colFirst="0" w:colLast="0"/>
       <w:bookmarkEnd w:id="5"/>
       <w:r>
         <w:rPr>
-          <w:rFonts w:ascii="Segoe UI Emoji" w:eastAsiaTheme="majorEastAsia" w:hAnsi="Segoe UI Emoji" w:cs="Segoe UI Emoji"/>
-          <w:color w:val="2F5496" w:themeColor="accent1" w:themeShade="BF"/>
-          <w:kern w:val="0"/>
-          <w:sz w:val="32"/>
-          <w:szCs w:val="32"/>
-          <w:lang w:val="en"/>
-          <w14:ligatures w14:val="none"/>
-        </w:rPr>
+          <w:rFonts w:ascii="Segoe UI Emoji" w:hAnsi="Segoe UI Emoji" w:cs="Segoe UI Emoji"/>
+          <w:lang w:val="en"/>
+        </w:rPr>
+        <w:lastRenderedPageBreak/>
         <w:t>🧠</w:t>
       </w:r>
       <w:r>
         <w:rPr>
-          <w:rFonts w:asciiTheme="majorHAnsi" w:eastAsiaTheme="majorEastAsia" w:hAnsiTheme="majorHAnsi" w:cstheme="majorBidi"/>
-          <w:color w:val="2F5496" w:themeColor="accent1" w:themeShade="BF"/>
-          <w:kern w:val="0"/>
-          <w:sz w:val="32"/>
-          <w:szCs w:val="32"/>
-          <w:lang w:val="en"/>
-          <w14:ligatures w14:val="none"/>
+          <w:lang w:val="en"/>
         </w:rPr>
         <w:t xml:space="preserve"> NAT Gateway vs Internet Gateway</w:t>
       </w:r>
@@ -1855,6 +1812,7 @@
         </w:rPr>
         <w:t xml:space="preserve">: </w:t>
       </w:r>
+      <w:proofErr w:type="spellStart"/>
       <w:r>
         <w:rPr>
           <w:rFonts w:ascii="Arial" w:eastAsia="Arial" w:hAnsi="Arial" w:cs="Arial"/>
@@ -1866,7 +1824,21 @@
           <w:lang w:val="en"/>
           <w14:ligatures w14:val="none"/>
         </w:rPr>
-        <w:t>Chatgpt (GPT</w:t>
+        <w:t>Chatgpt</w:t>
+      </w:r>
+      <w:proofErr w:type="spellEnd"/>
+      <w:r>
+        <w:rPr>
+          <w:rFonts w:ascii="Arial" w:eastAsia="Arial" w:hAnsi="Arial" w:cs="Arial"/>
+          <w:b/>
+          <w:kern w:val="0"/>
+          <w:sz w:val="22"/>
+          <w:szCs w:val="22"/>
+          <w:highlight w:val="darkGray"/>
+          <w:lang w:val="en"/>
+          <w14:ligatures w14:val="none"/>
+        </w:rPr>
+        <w:t xml:space="preserve"> (GPT</w:t>
       </w:r>
       <w:r>
         <w:rPr>
@@ -2740,16 +2712,9 @@
     </w:p>
     <w:p>
       <w:pPr>
-        <w:spacing w:before="280" w:after="80" w:line="276" w:lineRule="auto"/>
-        <w:outlineLvl w:val="1"/>
-        <w:rPr>
-          <w:rFonts w:asciiTheme="majorHAnsi" w:eastAsiaTheme="majorEastAsia" w:hAnsiTheme="majorHAnsi" w:cstheme="majorBidi"/>
-          <w:color w:val="2F5496" w:themeColor="accent1" w:themeShade="BF"/>
-          <w:kern w:val="0"/>
-          <w:sz w:val="32"/>
-          <w:szCs w:val="32"/>
-          <w:lang w:val="en"/>
-          <w14:ligatures w14:val="none"/>
+        <w:pStyle w:val="Heading2"/>
+        <w:rPr>
+          <w:lang w:val="en"/>
         </w:rPr>
       </w:pPr>
       <w:bookmarkStart w:id="6" w:name="_fv41joa35pl8" w:colFirst="0" w:colLast="0"/>
@@ -2757,24 +2722,14 @@
       <w:r>
         <w:rPr>
           <w:rFonts w:ascii="Segoe UI Emoji" w:eastAsia="Arial Unicode MS" w:hAnsi="Segoe UI Emoji" w:cs="Segoe UI Emoji"/>
-          <w:color w:val="2F5496" w:themeColor="accent1" w:themeShade="BF"/>
-          <w:kern w:val="0"/>
-          <w:sz w:val="32"/>
-          <w:szCs w:val="32"/>
-          <w:lang w:val="en"/>
-          <w14:ligatures w14:val="none"/>
+          <w:lang w:val="en"/>
         </w:rPr>
         <w:t>✅</w:t>
       </w:r>
       <w:r>
         <w:rPr>
-          <w:rFonts w:ascii="Arial Unicode MS" w:eastAsia="Arial Unicode MS" w:hAnsi="Arial Unicode MS" w:cs="Arial Unicode MS"/>
-          <w:color w:val="2F5496" w:themeColor="accent1" w:themeShade="BF"/>
-          <w:kern w:val="0"/>
-          <w:sz w:val="32"/>
-          <w:szCs w:val="32"/>
-          <w:lang w:val="en"/>
-          <w14:ligatures w14:val="none"/>
+          <w:rFonts w:eastAsia="Arial Unicode MS"/>
+          <w:lang w:val="en"/>
         </w:rPr>
         <w:t xml:space="preserve"> Advantages</w:t>
       </w:r>
@@ -2816,6 +2771,7 @@
         </w:rPr>
         <w:t xml:space="preserve">: </w:t>
       </w:r>
+      <w:proofErr w:type="spellStart"/>
       <w:r>
         <w:rPr>
           <w:rFonts w:ascii="Arial" w:eastAsia="Arial" w:hAnsi="Arial" w:cs="Arial"/>
@@ -2827,7 +2783,21 @@
           <w:lang w:val="en"/>
           <w14:ligatures w14:val="none"/>
         </w:rPr>
-        <w:t>Chatgpt (GPT</w:t>
+        <w:t>Chatgpt</w:t>
+      </w:r>
+      <w:proofErr w:type="spellEnd"/>
+      <w:r>
+        <w:rPr>
+          <w:rFonts w:ascii="Arial" w:eastAsia="Arial" w:hAnsi="Arial" w:cs="Arial"/>
+          <w:b/>
+          <w:kern w:val="0"/>
+          <w:sz w:val="22"/>
+          <w:szCs w:val="22"/>
+          <w:highlight w:val="darkGray"/>
+          <w:lang w:val="en"/>
+          <w14:ligatures w14:val="none"/>
+        </w:rPr>
+        <w:t xml:space="preserve"> (GPT</w:t>
       </w:r>
       <w:r>
         <w:rPr>
@@ -3122,6 +3092,7 @@
           <w:lang w:val="en"/>
           <w14:ligatures w14:val="none"/>
         </w:rPr>
+        <w:lastRenderedPageBreak/>
         <w:pict w14:anchorId="4472ACB1">
           <v:rect id="_x0000_i1030" style="width:0;height:1.5pt" o:hralign="center" o:hrstd="t" o:hr="t" fillcolor="#a0a0a0" stroked="f"/>
         </w:pict>
@@ -3129,16 +3100,9 @@
     </w:p>
     <w:p>
       <w:pPr>
-        <w:spacing w:before="280" w:after="80" w:line="276" w:lineRule="auto"/>
-        <w:outlineLvl w:val="1"/>
-        <w:rPr>
-          <w:rFonts w:asciiTheme="majorHAnsi" w:eastAsiaTheme="majorEastAsia" w:hAnsiTheme="majorHAnsi" w:cstheme="majorBidi"/>
-          <w:color w:val="2F5496" w:themeColor="accent1" w:themeShade="BF"/>
-          <w:kern w:val="0"/>
-          <w:sz w:val="32"/>
-          <w:szCs w:val="32"/>
-          <w:lang w:val="en"/>
-          <w14:ligatures w14:val="none"/>
+        <w:pStyle w:val="Heading2"/>
+        <w:rPr>
+          <w:lang w:val="en"/>
         </w:rPr>
       </w:pPr>
       <w:bookmarkStart w:id="7" w:name="_yd9jpxw6ula8" w:colFirst="0" w:colLast="0"/>
@@ -3146,24 +3110,14 @@
       <w:r>
         <w:rPr>
           <w:rFonts w:ascii="Segoe UI Emoji" w:eastAsia="Arial Unicode MS" w:hAnsi="Segoe UI Emoji" w:cs="Segoe UI Emoji"/>
-          <w:color w:val="2F5496" w:themeColor="accent1" w:themeShade="BF"/>
-          <w:kern w:val="0"/>
-          <w:sz w:val="32"/>
-          <w:szCs w:val="32"/>
-          <w:lang w:val="en"/>
-          <w14:ligatures w14:val="none"/>
+          <w:lang w:val="en"/>
         </w:rPr>
         <w:t>❌</w:t>
       </w:r>
       <w:r>
         <w:rPr>
-          <w:rFonts w:ascii="Arial Unicode MS" w:eastAsia="Arial Unicode MS" w:hAnsi="Arial Unicode MS" w:cs="Arial Unicode MS"/>
-          <w:color w:val="2F5496" w:themeColor="accent1" w:themeShade="BF"/>
-          <w:kern w:val="0"/>
-          <w:sz w:val="32"/>
-          <w:szCs w:val="32"/>
-          <w:lang w:val="en"/>
-          <w14:ligatures w14:val="none"/>
+          <w:rFonts w:eastAsia="Arial Unicode MS"/>
+          <w:lang w:val="en"/>
         </w:rPr>
         <w:t xml:space="preserve"> Disadvantages</w:t>
       </w:r>
@@ -3205,6 +3159,7 @@
         </w:rPr>
         <w:t xml:space="preserve">: </w:t>
       </w:r>
+      <w:proofErr w:type="spellStart"/>
       <w:r>
         <w:rPr>
           <w:rFonts w:ascii="Arial" w:eastAsia="Arial" w:hAnsi="Arial" w:cs="Arial"/>
@@ -3216,7 +3171,21 @@
           <w:lang w:val="en"/>
           <w14:ligatures w14:val="none"/>
         </w:rPr>
-        <w:t>Chatgpt (GPT</w:t>
+        <w:t>Chatgpt</w:t>
+      </w:r>
+      <w:proofErr w:type="spellEnd"/>
+      <w:r>
+        <w:rPr>
+          <w:rFonts w:ascii="Arial" w:eastAsia="Arial" w:hAnsi="Arial" w:cs="Arial"/>
+          <w:b/>
+          <w:kern w:val="0"/>
+          <w:sz w:val="22"/>
+          <w:szCs w:val="22"/>
+          <w:highlight w:val="darkGray"/>
+          <w:lang w:val="en"/>
+          <w14:ligatures w14:val="none"/>
+        </w:rPr>
+        <w:t xml:space="preserve"> (GPT</w:t>
       </w:r>
       <w:r>
         <w:rPr>
@@ -3449,41 +3418,23 @@
     </w:p>
     <w:p>
       <w:pPr>
-        <w:spacing w:before="280" w:after="80" w:line="276" w:lineRule="auto"/>
-        <w:outlineLvl w:val="1"/>
-        <w:rPr>
-          <w:rFonts w:asciiTheme="majorHAnsi" w:eastAsiaTheme="majorEastAsia" w:hAnsiTheme="majorHAnsi" w:cstheme="majorBidi"/>
-          <w:color w:val="2F5496" w:themeColor="accent1" w:themeShade="BF"/>
-          <w:kern w:val="0"/>
-          <w:sz w:val="32"/>
-          <w:szCs w:val="32"/>
-          <w:lang w:val="en"/>
-          <w14:ligatures w14:val="none"/>
+        <w:pStyle w:val="Heading2"/>
+        <w:rPr>
+          <w:lang w:val="en"/>
         </w:rPr>
       </w:pPr>
       <w:bookmarkStart w:id="8" w:name="_hcimi7mxgzy0" w:colFirst="0" w:colLast="0"/>
       <w:bookmarkEnd w:id="8"/>
       <w:r>
         <w:rPr>
-          <w:rFonts w:ascii="Segoe UI Emoji" w:eastAsiaTheme="majorEastAsia" w:hAnsi="Segoe UI Emoji" w:cs="Segoe UI Emoji"/>
-          <w:color w:val="2F5496" w:themeColor="accent1" w:themeShade="BF"/>
-          <w:kern w:val="0"/>
-          <w:sz w:val="32"/>
-          <w:szCs w:val="32"/>
-          <w:lang w:val="en"/>
-          <w14:ligatures w14:val="none"/>
+          <w:rFonts w:ascii="Segoe UI Emoji" w:hAnsi="Segoe UI Emoji" w:cs="Segoe UI Emoji"/>
+          <w:lang w:val="en"/>
         </w:rPr>
         <w:t>📌</w:t>
       </w:r>
       <w:r>
         <w:rPr>
-          <w:rFonts w:asciiTheme="majorHAnsi" w:eastAsiaTheme="majorEastAsia" w:hAnsiTheme="majorHAnsi" w:cstheme="majorBidi"/>
-          <w:color w:val="2F5496" w:themeColor="accent1" w:themeShade="BF"/>
-          <w:kern w:val="0"/>
-          <w:sz w:val="32"/>
-          <w:szCs w:val="32"/>
-          <w:lang w:val="en"/>
-          <w14:ligatures w14:val="none"/>
+          <w:lang w:val="en"/>
         </w:rPr>
         <w:t xml:space="preserve"> Summary</w:t>
       </w:r>
@@ -3528,6 +3479,7 @@
         </w:rPr>
         <w:t xml:space="preserve">: </w:t>
       </w:r>
+      <w:proofErr w:type="spellStart"/>
       <w:r>
         <w:rPr>
           <w:rFonts w:ascii="Arial" w:eastAsia="Arial" w:hAnsi="Arial" w:cs="Arial"/>
@@ -3539,7 +3491,21 @@
           <w:lang w:val="en"/>
           <w14:ligatures w14:val="none"/>
         </w:rPr>
-        <w:t>Chatgpt (GPT</w:t>
+        <w:t>Chatgpt</w:t>
+      </w:r>
+      <w:proofErr w:type="spellEnd"/>
+      <w:r>
+        <w:rPr>
+          <w:rFonts w:ascii="Arial" w:eastAsia="Arial" w:hAnsi="Arial" w:cs="Arial"/>
+          <w:b/>
+          <w:kern w:val="0"/>
+          <w:sz w:val="22"/>
+          <w:szCs w:val="22"/>
+          <w:highlight w:val="darkGray"/>
+          <w:lang w:val="en"/>
+          <w14:ligatures w14:val="none"/>
+        </w:rPr>
+        <w:t xml:space="preserve"> (GPT</w:t>
       </w:r>
       <w:r>
         <w:rPr>
@@ -4064,6 +4030,7 @@
                 <w:lang w:val="en"/>
                 <w14:ligatures w14:val="none"/>
               </w:rPr>
+              <w:lastRenderedPageBreak/>
               <w:t>Used In</w:t>
             </w:r>
           </w:p>
@@ -5169,7 +5136,6 @@
     <w:next w:val="Normal"/>
     <w:link w:val="Heading2Char"/>
     <w:uiPriority w:val="9"/>
-    <w:semiHidden/>
     <w:unhideWhenUsed/>
     <w:qFormat/>
     <w:rsid w:val="008A2374"/>
@@ -5386,7 +5352,6 @@
     <w:basedOn w:val="DefaultParagraphFont"/>
     <w:link w:val="Heading2"/>
     <w:uiPriority w:val="9"/>
-    <w:semiHidden/>
     <w:rsid w:val="008A2374"/>
     <w:rPr>
       <w:rFonts w:asciiTheme="majorHAnsi" w:eastAsiaTheme="majorEastAsia" w:hAnsiTheme="majorHAnsi" w:cstheme="majorBidi"/>
